--- a/presentations/kamchatka/Вулканы_Камчатки_текст_доклада.docx
+++ b/presentations/kamchatka/Вулканы_Камчатки_текст_доклада.docx
@@ -79,7 +79,7 @@
     </w:p>
     <w:p>
       <w:r>
-        <w:t>От Москвы до Петропавловска-Камчатского — почти 6800 километров, лететь на самолёте около девяти часов. А разница во времени — целых 9 часов: когда в Москве 9 утра, на Камчатке уже 6 вечера.</w:t>
+        <w:t>От Казани до Петропавловска-Камчатского — около 6300 километров по прямой. А разница во времени — целых 9 часов: когда в Казани 9 утра, на Камчатке уже 6 вечера.</w:t>
       </w:r>
     </w:p>
     <w:p>

--- a/presentations/kamchatka/Вулканы_Камчатки_текст_доклада.docx
+++ b/presentations/kamchatka/Вулканы_Камчатки_текст_доклада.docx
@@ -8,6 +8,11 @@
       </w:pPr>
       <w:r>
         <w:t>Вулканы Камчатки — текст доклада</w:t>
+      </w:r>
+    </w:p>
+    <w:p>
+      <w:r>
+        <w:t>Доклад ученика 8А класса Серазентдинова Артура</w:t>
       </w:r>
     </w:p>
     <w:p>
@@ -326,7 +331,7 @@
     </w:p>
     <w:p>
       <w:r>
-        <w:t>Спасибо за внимание! Готов(а) ответить на ваши вопросы.</w:t>
+        <w:t>Спасибо за внимание! Готов ответить на ваши вопросы.</w:t>
       </w:r>
     </w:p>
     <w:sectPr>
